--- a/docx/07-ospf/boletin-U07-avanzado.docx
+++ b/docx/07-ospf/boletin-U07-avanzado.docx
@@ -15,6 +15,9 @@
             <w:pStyle w:val="TOCHeading"/>
           </w:pPr>
           <w:r>
+            <w:rPr>
+              <w:lang w:val="es-ES"/>
+            </w:rPr>
             <w:t xml:space="preserve">Table of Contents</w:t>
           </w:r>
         </w:p>
@@ -34,6 +37,9 @@
         <w:pStyle w:val="Heading1"/>
       </w:pPr>
       <w:r>
+        <w:rPr>
+          <w:lang w:val="es-ES"/>
+        </w:rPr>
         <w:t xml:space="preserve">Boletín UD7 — Avanzado</w:t>
       </w:r>
     </w:p>
@@ -44,6 +50,9 @@
         <w:pStyle w:val="Heading1"/>
       </w:pPr>
       <w:r>
+        <w:rPr>
+          <w:lang w:val="es-ES"/>
+        </w:rPr>
         <w:t xml:space="preserve">📝 Boletín UD7 — Avanzado</w:t>
       </w:r>
     </w:p>
@@ -52,6 +61,9 @@
         <w:pStyle w:val="BlockText"/>
       </w:pPr>
       <w:r>
+        <w:rPr>
+          <w:lang w:val="es-ES"/>
+        </w:rPr>
         <w:t xml:space="preserve">Ejercicios que requieren aplicar conceptos de OSPF de forma más profunda.</w:t>
       </w:r>
     </w:p>
@@ -68,6 +80,9 @@
         <w:pStyle w:val="Heading2"/>
       </w:pPr>
       <w:r>
+        <w:rPr>
+          <w:lang w:val="es-ES"/>
+        </w:rPr>
         <w:t xml:space="preserve">1. Configuración OSPF multiárea</w:t>
       </w:r>
     </w:p>
@@ -76,6 +91,9 @@
         <w:pStyle w:val="FirstParagraph"/>
       </w:pPr>
       <w:r>
+        <w:rPr>
+          <w:lang w:val="es-ES"/>
+        </w:rPr>
         <w:t xml:space="preserve">Configura OSPF para esta topología:</w:t>
       </w:r>
     </w:p>
@@ -86,6 +104,7 @@
       <w:r>
         <w:rPr>
           <w:rStyle w:val="VerbatimChar"/>
+          <w:lang w:val="es-ES"/>
         </w:rPr>
         <w:t xml:space="preserve">R1 (Área 0) ──── R2 (ABR) ──── R3 (Área 1)</w:t>
       </w:r>
@@ -95,6 +114,7 @@
       <w:r>
         <w:rPr>
           <w:rStyle w:val="VerbatimChar"/>
+          <w:lang w:val="es-ES"/>
         </w:rPr>
         <w:t xml:space="preserve">  │                             │</w:t>
       </w:r>
@@ -104,6 +124,7 @@
       <w:r>
         <w:rPr>
           <w:rStyle w:val="VerbatimChar"/>
+          <w:lang w:val="es-ES"/>
         </w:rPr>
         <w:t xml:space="preserve">LAN1 (192.168.1.0/24)      LAN3 (192.168.3.0/24)</w:t>
       </w:r>
@@ -113,6 +134,7 @@
       <w:r>
         <w:rPr>
           <w:rStyle w:val="VerbatimChar"/>
+          <w:lang w:val="es-ES"/>
         </w:rPr>
         <w:t xml:space="preserve">LAN2 (192.168.2.0/24)</w:t>
       </w:r>
@@ -125,19 +147,32 @@
         <w:rPr>
           <w:b/>
           <w:bCs/>
+          <w:lang w:val="es-ES"/>
         </w:rPr>
         <w:t xml:space="preserve">Enlaces:</w:t>
       </w:r>
       <w:r>
+        <w:rPr>
+          <w:lang w:val="es-ES"/>
+        </w:rPr>
         <w:t xml:space="preserve"> </w:t>
       </w:r>
       <w:r>
+        <w:rPr>
+          <w:lang w:val="es-ES"/>
+        </w:rPr>
         <w:t xml:space="preserve">- R1-R2: 10.0.0.0/30</w:t>
       </w:r>
       <w:r>
+        <w:rPr>
+          <w:lang w:val="es-ES"/>
+        </w:rPr>
         <w:t xml:space="preserve"> </w:t>
       </w:r>
       <w:r>
+        <w:rPr>
+          <w:lang w:val="es-ES"/>
+        </w:rPr>
         <w:t xml:space="preserve">- R2-R3: 10.0.0.4/30</w:t>
       </w:r>
     </w:p>
@@ -146,6 +181,9 @@
         <w:pStyle w:val="BodyText"/>
       </w:pPr>
       <w:r>
+        <w:rPr>
+          <w:lang w:val="es-ES"/>
+        </w:rPr>
         <w:t xml:space="preserve">Escribe la configuración completa de OSPF en los 3 routers.</w:t>
       </w:r>
     </w:p>
@@ -156,6 +194,9 @@
         <w:pStyle w:val="Heading2"/>
       </w:pPr>
       <w:r>
+        <w:rPr>
+          <w:lang w:val="es-ES"/>
+        </w:rPr>
         <w:t xml:space="preserve">2. Diagnóstico OSPF</w:t>
       </w:r>
     </w:p>
@@ -164,18 +205,28 @@
         <w:pStyle w:val="FirstParagraph"/>
       </w:pPr>
       <w:r>
+        <w:rPr>
+          <w:lang w:val="es-ES"/>
+        </w:rPr>
         <w:t xml:space="preserve">Un router muestra esto en</w:t>
       </w:r>
       <w:r>
+        <w:rPr>
+          <w:lang w:val="es-ES"/>
+        </w:rPr>
         <w:t xml:space="preserve"> </w:t>
       </w:r>
       <w:r>
         <w:rPr>
           <w:rStyle w:val="VerbatimChar"/>
+          <w:lang w:val="es-ES"/>
         </w:rPr>
         <w:t xml:space="preserve">show ip ospf neighbor</w:t>
       </w:r>
       <w:r>
+        <w:rPr>
+          <w:lang w:val="es-ES"/>
+        </w:rPr>
         <w:t xml:space="preserve">:</w:t>
       </w:r>
     </w:p>
@@ -186,6 +237,7 @@
       <w:r>
         <w:rPr>
           <w:rStyle w:val="VerbatimChar"/>
+          <w:lang w:val="es-ES"/>
         </w:rPr>
         <w:t xml:space="preserve">Neighbor ID     Pri   State           Dead Time   Address         Interface</w:t>
       </w:r>
@@ -195,6 +247,7 @@
       <w:r>
         <w:rPr>
           <w:rStyle w:val="VerbatimChar"/>
+          <w:lang w:val="es-ES"/>
         </w:rPr>
         <w:t xml:space="preserve">3.3.3.3         1    FULL/DR         00:00:35    10.0.0.2        GigabitEthernet0/0</w:t>
       </w:r>
@@ -204,6 +257,7 @@
       <w:r>
         <w:rPr>
           <w:rStyle w:val="VerbatimChar"/>
+          <w:lang w:val="es-ES"/>
         </w:rPr>
         <w:t xml:space="preserve">4.4.4.4         1    2WAY/DROTHER    00:00:37    10.0.0.6        GigabitEthernet0/1</w:t>
       </w:r>
@@ -217,6 +271,9 @@
         </w:numPr>
       </w:pPr>
       <w:r>
+        <w:rPr>
+          <w:lang w:val="es-ES"/>
+        </w:rPr>
         <w:t xml:space="preserve">¿Qué significa FULL/DR?</w:t>
       </w:r>
     </w:p>
@@ -229,6 +286,9 @@
         </w:numPr>
       </w:pPr>
       <w:r>
+        <w:rPr>
+          <w:lang w:val="es-ES"/>
+        </w:rPr>
         <w:t xml:space="preserve">¿Qué significa 2WAY/DROTHER?</w:t>
       </w:r>
     </w:p>
@@ -241,6 +301,9 @@
         </w:numPr>
       </w:pPr>
       <w:r>
+        <w:rPr>
+          <w:lang w:val="es-ES"/>
+        </w:rPr>
         <w:t xml:space="preserve">¿Por qué el vecino 4.4.4.4 no está FULL?</w:t>
       </w:r>
     </w:p>
@@ -253,6 +316,9 @@
         </w:numPr>
       </w:pPr>
       <w:r>
+        <w:rPr>
+          <w:lang w:val="es-ES"/>
+        </w:rPr>
         <w:t xml:space="preserve">¿Cuál es el Router ID de este router? (pista: no se muestra)</w:t>
       </w:r>
     </w:p>
@@ -263,6 +329,9 @@
         <w:pStyle w:val="Heading2"/>
       </w:pPr>
       <w:r>
+        <w:rPr>
+          <w:lang w:val="es-ES"/>
+        </w:rPr>
         <w:t xml:space="preserve">3. Redistribución OSPF</w:t>
       </w:r>
     </w:p>
@@ -271,6 +340,9 @@
         <w:pStyle w:val="FirstParagraph"/>
       </w:pPr>
       <w:r>
+        <w:rPr>
+          <w:lang w:val="es-ES"/>
+        </w:rPr>
         <w:t xml:space="preserve">Un router tiene esta configuración:</w:t>
       </w:r>
     </w:p>
@@ -281,6 +353,7 @@
       <w:r>
         <w:rPr>
           <w:rStyle w:val="VerbatimChar"/>
+          <w:lang w:val="es-ES"/>
         </w:rPr>
         <w:t xml:space="preserve">router ospf 1</w:t>
       </w:r>
@@ -290,6 +363,7 @@
       <w:r>
         <w:rPr>
           <w:rStyle w:val="VerbatimChar"/>
+          <w:lang w:val="es-ES"/>
         </w:rPr>
         <w:t xml:space="preserve"> redistribute static subnets</w:t>
       </w:r>
@@ -299,6 +373,7 @@
       <w:r>
         <w:rPr>
           <w:rStyle w:val="VerbatimChar"/>
+          <w:lang w:val="es-ES"/>
         </w:rPr>
         <w:t xml:space="preserve"> default-information originate</w:t>
       </w:r>
@@ -308,6 +383,7 @@
       <w:r>
         <w:rPr>
           <w:rStyle w:val="VerbatimChar"/>
+          <w:lang w:val="es-ES"/>
         </w:rPr>
         <w:t xml:space="preserve">!</w:t>
       </w:r>
@@ -317,6 +393,7 @@
       <w:r>
         <w:rPr>
           <w:rStyle w:val="VerbatimChar"/>
+          <w:lang w:val="es-ES"/>
         </w:rPr>
         <w:t xml:space="preserve">ip route 0.0.0.0 0.0.0.0 serial 0/0/0</w:t>
       </w:r>
@@ -326,6 +403,7 @@
       <w:r>
         <w:rPr>
           <w:rStyle w:val="VerbatimChar"/>
+          <w:lang w:val="es-ES"/>
         </w:rPr>
         <w:t xml:space="preserve">ip route 10.100.0.0 255.255.0.0 10.0.0.2</w:t>
       </w:r>
@@ -339,18 +417,28 @@
         </w:numPr>
       </w:pPr>
       <w:r>
+        <w:rPr>
+          <w:lang w:val="es-ES"/>
+        </w:rPr>
         <w:t xml:space="preserve">¿Qué hace</w:t>
       </w:r>
       <w:r>
+        <w:rPr>
+          <w:lang w:val="es-ES"/>
+        </w:rPr>
         <w:t xml:space="preserve"> </w:t>
       </w:r>
       <w:r>
         <w:rPr>
           <w:rStyle w:val="VerbatimChar"/>
+          <w:lang w:val="es-ES"/>
         </w:rPr>
         <w:t xml:space="preserve">redistribute static subnets</w:t>
       </w:r>
       <w:r>
+        <w:rPr>
+          <w:lang w:val="es-ES"/>
+        </w:rPr>
         <w:t xml:space="preserve">?</w:t>
       </w:r>
     </w:p>
@@ -363,6 +451,9 @@
         </w:numPr>
       </w:pPr>
       <w:r>
+        <w:rPr>
+          <w:lang w:val="es-ES"/>
+        </w:rPr>
         <w:t xml:space="preserve">¿Qué rutas estáticas se redistribuyen a OSPF?</w:t>
       </w:r>
     </w:p>
@@ -375,6 +466,9 @@
         </w:numPr>
       </w:pPr>
       <w:r>
+        <w:rPr>
+          <w:lang w:val="es-ES"/>
+        </w:rPr>
         <w:t xml:space="preserve">¿Todos los routers OSPF recibirán la ruta 10.100.0.0/16?</w:t>
       </w:r>
     </w:p>
@@ -385,6 +479,9 @@
         <w:pStyle w:val="Heading2"/>
       </w:pPr>
       <w:r>
+        <w:rPr>
+          <w:lang w:val="es-ES"/>
+        </w:rPr>
         <w:t xml:space="preserve">4. Cambio de coste OSPF</w:t>
       </w:r>
     </w:p>
@@ -393,18 +490,33 @@
         <w:pStyle w:val="FirstParagraph"/>
       </w:pPr>
       <w:r>
+        <w:rPr>
+          <w:lang w:val="es-ES"/>
+        </w:rPr>
         <w:t xml:space="preserve">Tienes 2 caminos de R1 a R3:</w:t>
       </w:r>
       <w:r>
+        <w:rPr>
+          <w:lang w:val="es-ES"/>
+        </w:rPr>
         <w:t xml:space="preserve"> </w:t>
       </w:r>
       <w:r>
+        <w:rPr>
+          <w:lang w:val="es-ES"/>
+        </w:rPr>
         <w:t xml:space="preserve">- Camino A: R1 → R2 → R3 (todos GigabitEthernet, coste 1 cada enlace)</w:t>
       </w:r>
       <w:r>
+        <w:rPr>
+          <w:lang w:val="es-ES"/>
+        </w:rPr>
         <w:t xml:space="preserve"> </w:t>
       </w:r>
       <w:r>
+        <w:rPr>
+          <w:lang w:val="es-ES"/>
+        </w:rPr>
         <w:t xml:space="preserve">- Camino B: R1 → R4 → R5 → R3 (todos FastEthernet, coste 1 cada enlace)</w:t>
       </w:r>
     </w:p>
@@ -417,6 +529,9 @@
         </w:numPr>
       </w:pPr>
       <w:r>
+        <w:rPr>
+          <w:lang w:val="es-ES"/>
+        </w:rPr>
         <w:t xml:space="preserve">¿Qué camino elige OSPF? ¿Por qué?</w:t>
       </w:r>
     </w:p>
@@ -429,6 +544,9 @@
         </w:numPr>
       </w:pPr>
       <w:r>
+        <w:rPr>
+          <w:lang w:val="es-ES"/>
+        </w:rPr>
         <w:t xml:space="preserve">¿Cómo forzarías OSPF a usar el Camino B?</w:t>
       </w:r>
     </w:p>
@@ -441,6 +559,9 @@
         </w:numPr>
       </w:pPr>
       <w:r>
+        <w:rPr>
+          <w:lang w:val="es-ES"/>
+        </w:rPr>
         <w:t xml:space="preserve">¿Qué comando usarías para verificar el coste de cada ruta?</w:t>
       </w:r>
     </w:p>
@@ -451,6 +572,9 @@
         <w:pStyle w:val="Heading2"/>
       </w:pPr>
       <w:r>
+        <w:rPr>
+          <w:lang w:val="es-ES"/>
+        </w:rPr>
         <w:t xml:space="preserve">5. DR/BDR election</w:t>
       </w:r>
     </w:p>
@@ -459,6 +583,9 @@
         <w:pStyle w:val="FirstParagraph"/>
       </w:pPr>
       <w:r>
+        <w:rPr>
+          <w:lang w:val="es-ES"/>
+        </w:rPr>
         <w:t xml:space="preserve">En una red con 4 routers OSPF en el mismo segmento Ethernet:</w:t>
       </w:r>
     </w:p>
@@ -484,6 +611,9 @@
               <w:pStyle w:val="Compact"/>
             </w:pPr>
             <w:r>
+              <w:rPr>
+                <w:lang w:val="es-ES"/>
+              </w:rPr>
               <w:t xml:space="preserve">Router</w:t>
             </w:r>
           </w:p>
@@ -495,6 +625,9 @@
               <w:pStyle w:val="Compact"/>
             </w:pPr>
             <w:r>
+              <w:rPr>
+                <w:lang w:val="es-ES"/>
+              </w:rPr>
               <w:t xml:space="preserve">Prioridad</w:t>
             </w:r>
           </w:p>
@@ -506,6 +639,9 @@
               <w:pStyle w:val="Compact"/>
             </w:pPr>
             <w:r>
+              <w:rPr>
+                <w:lang w:val="es-ES"/>
+              </w:rPr>
               <w:t xml:space="preserve">Router ID</w:t>
             </w:r>
           </w:p>
@@ -519,6 +655,9 @@
               <w:pStyle w:val="Compact"/>
             </w:pPr>
             <w:r>
+              <w:rPr>
+                <w:lang w:val="es-ES"/>
+              </w:rPr>
               <w:t xml:space="preserve">R1</w:t>
             </w:r>
           </w:p>
@@ -530,6 +669,9 @@
               <w:pStyle w:val="Compact"/>
             </w:pPr>
             <w:r>
+              <w:rPr>
+                <w:lang w:val="es-ES"/>
+              </w:rPr>
               <w:t xml:space="preserve">1</w:t>
             </w:r>
           </w:p>
@@ -541,6 +683,9 @@
               <w:pStyle w:val="Compact"/>
             </w:pPr>
             <w:r>
+              <w:rPr>
+                <w:lang w:val="es-ES"/>
+              </w:rPr>
               <w:t xml:space="preserve">1.1.1.1</w:t>
             </w:r>
           </w:p>
@@ -554,6 +699,9 @@
               <w:pStyle w:val="Compact"/>
             </w:pPr>
             <w:r>
+              <w:rPr>
+                <w:lang w:val="es-ES"/>
+              </w:rPr>
               <w:t xml:space="preserve">R2</w:t>
             </w:r>
           </w:p>
@@ -565,6 +713,9 @@
               <w:pStyle w:val="Compact"/>
             </w:pPr>
             <w:r>
+              <w:rPr>
+                <w:lang w:val="es-ES"/>
+              </w:rPr>
               <w:t xml:space="preserve">0</w:t>
             </w:r>
           </w:p>
@@ -576,6 +727,9 @@
               <w:pStyle w:val="Compact"/>
             </w:pPr>
             <w:r>
+              <w:rPr>
+                <w:lang w:val="es-ES"/>
+              </w:rPr>
               <w:t xml:space="preserve">2.2.2.2</w:t>
             </w:r>
           </w:p>
@@ -589,6 +743,9 @@
               <w:pStyle w:val="Compact"/>
             </w:pPr>
             <w:r>
+              <w:rPr>
+                <w:lang w:val="es-ES"/>
+              </w:rPr>
               <w:t xml:space="preserve">R3</w:t>
             </w:r>
           </w:p>
@@ -600,6 +757,9 @@
               <w:pStyle w:val="Compact"/>
             </w:pPr>
             <w:r>
+              <w:rPr>
+                <w:lang w:val="es-ES"/>
+              </w:rPr>
               <w:t xml:space="preserve">10</w:t>
             </w:r>
           </w:p>
@@ -611,6 +771,9 @@
               <w:pStyle w:val="Compact"/>
             </w:pPr>
             <w:r>
+              <w:rPr>
+                <w:lang w:val="es-ES"/>
+              </w:rPr>
               <w:t xml:space="preserve">3.3.3.3</w:t>
             </w:r>
           </w:p>
@@ -624,6 +787,9 @@
               <w:pStyle w:val="Compact"/>
             </w:pPr>
             <w:r>
+              <w:rPr>
+                <w:lang w:val="es-ES"/>
+              </w:rPr>
               <w:t xml:space="preserve">R4</w:t>
             </w:r>
           </w:p>
@@ -635,6 +801,9 @@
               <w:pStyle w:val="Compact"/>
             </w:pPr>
             <w:r>
+              <w:rPr>
+                <w:lang w:val="es-ES"/>
+              </w:rPr>
               <w:t xml:space="preserve">5</w:t>
             </w:r>
           </w:p>
@@ -646,6 +815,9 @@
               <w:pStyle w:val="Compact"/>
             </w:pPr>
             <w:r>
+              <w:rPr>
+                <w:lang w:val="es-ES"/>
+              </w:rPr>
               <w:t xml:space="preserve">4.4.4.4</w:t>
             </w:r>
           </w:p>
@@ -661,6 +833,9 @@
         </w:numPr>
       </w:pPr>
       <w:r>
+        <w:rPr>
+          <w:lang w:val="es-ES"/>
+        </w:rPr>
         <w:t xml:space="preserve">¿Quién es el DR? ¿Quién el BDR?</w:t>
       </w:r>
     </w:p>
@@ -673,6 +848,9 @@
         </w:numPr>
       </w:pPr>
       <w:r>
+        <w:rPr>
+          <w:lang w:val="es-ES"/>
+        </w:rPr>
         <w:t xml:space="preserve">¿Por qué R2 (prioridad 0) no puede ser DR/BDR?</w:t>
       </w:r>
     </w:p>
@@ -685,6 +863,9 @@
         </w:numPr>
       </w:pPr>
       <w:r>
+        <w:rPr>
+          <w:lang w:val="es-ES"/>
+        </w:rPr>
         <w:t xml:space="preserve">¿Cómo forzarías a R1 como DR sin cambiar Router ID?</w:t>
       </w:r>
     </w:p>
@@ -695,6 +876,9 @@
         <w:pStyle w:val="Heading2"/>
       </w:pPr>
       <w:r>
+        <w:rPr>
+          <w:lang w:val="es-ES"/>
+        </w:rPr>
         <w:t xml:space="preserve">6. Troubleshooting OSPF</w:t>
       </w:r>
     </w:p>
@@ -703,6 +887,9 @@
         <w:pStyle w:val="FirstParagraph"/>
       </w:pPr>
       <w:r>
+        <w:rPr>
+          <w:lang w:val="es-ES"/>
+        </w:rPr>
         <w:t xml:space="preserve">Un administrador reporta que OSPF no funciona entre dos routers. Escribe el orden de diagnóstico que seguirías, incluyendo qué comandos usarías y qué esperarías ver en cada paso.</w:t>
       </w:r>
     </w:p>
@@ -713,6 +900,9 @@
         <w:pStyle w:val="Heading2"/>
       </w:pPr>
       <w:r>
+        <w:rPr>
+          <w:lang w:val="es-ES"/>
+        </w:rPr>
         <w:t xml:space="preserve">7. Elección DR/BDR en otro segmento</w:t>
       </w:r>
     </w:p>
@@ -721,6 +911,9 @@
         <w:pStyle w:val="FirstParagraph"/>
       </w:pPr>
       <w:r>
+        <w:rPr>
+          <w:lang w:val="es-ES"/>
+        </w:rPr>
         <w:t xml:space="preserve">En un segmento Ethernet nuevo compiten 4 routers OSPF:</w:t>
       </w:r>
     </w:p>
@@ -746,6 +939,9 @@
               <w:pStyle w:val="Compact"/>
             </w:pPr>
             <w:r>
+              <w:rPr>
+                <w:lang w:val="es-ES"/>
+              </w:rPr>
               <w:t xml:space="preserve">Router</w:t>
             </w:r>
           </w:p>
@@ -757,6 +953,9 @@
               <w:pStyle w:val="Compact"/>
             </w:pPr>
             <w:r>
+              <w:rPr>
+                <w:lang w:val="es-ES"/>
+              </w:rPr>
               <w:t xml:space="preserve">Prioridad</w:t>
             </w:r>
           </w:p>
@@ -768,6 +967,9 @@
               <w:pStyle w:val="Compact"/>
             </w:pPr>
             <w:r>
+              <w:rPr>
+                <w:lang w:val="es-ES"/>
+              </w:rPr>
               <w:t xml:space="preserve">Router ID</w:t>
             </w:r>
           </w:p>
@@ -781,6 +983,9 @@
               <w:pStyle w:val="Compact"/>
             </w:pPr>
             <w:r>
+              <w:rPr>
+                <w:lang w:val="es-ES"/>
+              </w:rPr>
               <w:t xml:space="preserve">R-A</w:t>
             </w:r>
           </w:p>
@@ -792,6 +997,9 @@
               <w:pStyle w:val="Compact"/>
             </w:pPr>
             <w:r>
+              <w:rPr>
+                <w:lang w:val="es-ES"/>
+              </w:rPr>
               <w:t xml:space="preserve">1</w:t>
             </w:r>
           </w:p>
@@ -803,6 +1011,9 @@
               <w:pStyle w:val="Compact"/>
             </w:pPr>
             <w:r>
+              <w:rPr>
+                <w:lang w:val="es-ES"/>
+              </w:rPr>
               <w:t xml:space="preserve">10.0.0.1</w:t>
             </w:r>
           </w:p>
@@ -816,6 +1027,9 @@
               <w:pStyle w:val="Compact"/>
             </w:pPr>
             <w:r>
+              <w:rPr>
+                <w:lang w:val="es-ES"/>
+              </w:rPr>
               <w:t xml:space="preserve">R-B</w:t>
             </w:r>
           </w:p>
@@ -827,6 +1041,9 @@
               <w:pStyle w:val="Compact"/>
             </w:pPr>
             <w:r>
+              <w:rPr>
+                <w:lang w:val="es-ES"/>
+              </w:rPr>
               <w:t xml:space="preserve">200</w:t>
             </w:r>
           </w:p>
@@ -838,6 +1055,9 @@
               <w:pStyle w:val="Compact"/>
             </w:pPr>
             <w:r>
+              <w:rPr>
+                <w:lang w:val="es-ES"/>
+              </w:rPr>
               <w:t xml:space="preserve">10.0.0.2</w:t>
             </w:r>
           </w:p>
@@ -851,6 +1071,9 @@
               <w:pStyle w:val="Compact"/>
             </w:pPr>
             <w:r>
+              <w:rPr>
+                <w:lang w:val="es-ES"/>
+              </w:rPr>
               <w:t xml:space="preserve">R-C</w:t>
             </w:r>
           </w:p>
@@ -862,6 +1085,9 @@
               <w:pStyle w:val="Compact"/>
             </w:pPr>
             <w:r>
+              <w:rPr>
+                <w:lang w:val="es-ES"/>
+              </w:rPr>
               <w:t xml:space="preserve">150</w:t>
             </w:r>
           </w:p>
@@ -873,6 +1099,9 @@
               <w:pStyle w:val="Compact"/>
             </w:pPr>
             <w:r>
+              <w:rPr>
+                <w:lang w:val="es-ES"/>
+              </w:rPr>
               <w:t xml:space="preserve">10.0.0.3</w:t>
             </w:r>
           </w:p>
@@ -886,6 +1115,9 @@
               <w:pStyle w:val="Compact"/>
             </w:pPr>
             <w:r>
+              <w:rPr>
+                <w:lang w:val="es-ES"/>
+              </w:rPr>
               <w:t xml:space="preserve">R-D</w:t>
             </w:r>
           </w:p>
@@ -897,6 +1129,9 @@
               <w:pStyle w:val="Compact"/>
             </w:pPr>
             <w:r>
+              <w:rPr>
+                <w:lang w:val="es-ES"/>
+              </w:rPr>
               <w:t xml:space="preserve">0</w:t>
             </w:r>
           </w:p>
@@ -908,6 +1143,9 @@
               <w:pStyle w:val="Compact"/>
             </w:pPr>
             <w:r>
+              <w:rPr>
+                <w:lang w:val="es-ES"/>
+              </w:rPr>
               <w:t xml:space="preserve">10.0.0.4</w:t>
             </w:r>
           </w:p>
@@ -923,6 +1161,9 @@
         </w:numPr>
       </w:pPr>
       <w:r>
+        <w:rPr>
+          <w:lang w:val="es-ES"/>
+        </w:rPr>
         <w:t xml:space="preserve">¿Quién es el DR y quién el BDR?</w:t>
       </w:r>
     </w:p>
@@ -935,6 +1176,9 @@
         </w:numPr>
       </w:pPr>
       <w:r>
+        <w:rPr>
+          <w:lang w:val="es-ES"/>
+        </w:rPr>
         <w:t xml:space="preserve">¿Qué papel juega R-D y por qué?</w:t>
       </w:r>
     </w:p>
@@ -947,6 +1191,9 @@
         </w:numPr>
       </w:pPr>
       <w:r>
+        <w:rPr>
+          <w:lang w:val="es-ES"/>
+        </w:rPr>
         <w:t xml:space="preserve">R-A y R-B empiezan con la misma prioridad (1) pero R-B tiene el Router ID más alto. ¿Quién ganaría en ese caso, y por qué?</w:t>
       </w:r>
     </w:p>
@@ -959,6 +1206,9 @@
         </w:numPr>
       </w:pPr>
       <w:r>
+        <w:rPr>
+          <w:lang w:val="es-ES"/>
+        </w:rPr>
         <w:t xml:space="preserve">La elección ya ha ocurrido y el DR es R-B. Si ahora subes la prioridad de R-C a 255, ¿cambia el DR? ¿Qué tendrías que hacer para que cambie?</w:t>
       </w:r>
     </w:p>
@@ -970,13 +1220,20 @@
         <w:rPr>
           <w:b/>
           <w:bCs/>
+          <w:lang w:val="es-ES"/>
         </w:rPr>
         <w:t xml:space="preserve">Pista:</w:t>
       </w:r>
       <w:r>
+        <w:rPr>
+          <w:lang w:val="es-ES"/>
+        </w:rPr>
         <w:t xml:space="preserve"> </w:t>
       </w:r>
       <w:r>
+        <w:rPr>
+          <w:lang w:val="es-ES"/>
+        </w:rPr>
         <w:t xml:space="preserve">la elección se decide por prioridad y, en empate, por el Router ID más alto. Prioridad 0 queda fuera. La elección solo ocurre al arrancar o reiniciar el proceso OSPF.</w:t>
       </w:r>
     </w:p>
@@ -987,6 +1244,9 @@
         <w:pStyle w:val="Heading2"/>
       </w:pPr>
       <w:r>
+        <w:rPr>
+          <w:lang w:val="es-ES"/>
+        </w:rPr>
         <w:t xml:space="preserve">8. La adyacencia que no levanta</w:t>
       </w:r>
     </w:p>
@@ -995,34 +1255,54 @@
         <w:pStyle w:val="FirstParagraph"/>
       </w:pPr>
       <w:r>
+        <w:rPr>
+          <w:lang w:val="es-ES"/>
+        </w:rPr>
         <w:t xml:space="preserve">R1 y R2 están conectados por un enlace Serial, ambos con OSPF configurado, pero</w:t>
       </w:r>
       <w:r>
+        <w:rPr>
+          <w:lang w:val="es-ES"/>
+        </w:rPr>
         <w:t xml:space="preserve"> </w:t>
       </w:r>
       <w:r>
         <w:rPr>
           <w:rStyle w:val="VerbatimChar"/>
+          <w:lang w:val="es-ES"/>
         </w:rPr>
         <w:t xml:space="preserve">show ip ospf neighbor</w:t>
       </w:r>
       <w:r>
+        <w:rPr>
+          <w:lang w:val="es-ES"/>
+        </w:rPr>
         <w:t xml:space="preserve"> </w:t>
       </w:r>
       <w:r>
+        <w:rPr>
+          <w:lang w:val="es-ES"/>
+        </w:rPr>
         <w:t xml:space="preserve">sale vacío en los dos. El ping entre las IPs del enlace</w:t>
       </w:r>
       <w:r>
+        <w:rPr>
+          <w:lang w:val="es-ES"/>
+        </w:rPr>
         <w:t xml:space="preserve"> </w:t>
       </w:r>
       <w:r>
         <w:rPr>
           <w:b/>
           <w:bCs/>
+          <w:lang w:val="es-ES"/>
         </w:rPr>
         <w:t xml:space="preserve">sí funciona</w:t>
       </w:r>
       <w:r>
+        <w:rPr>
+          <w:lang w:val="es-ES"/>
+        </w:rPr>
         <w:t xml:space="preserve">.</w:t>
       </w:r>
     </w:p>
@@ -1035,6 +1315,9 @@
         </w:numPr>
       </w:pPr>
       <w:r>
+        <w:rPr>
+          <w:lang w:val="es-ES"/>
+        </w:rPr>
         <w:t xml:space="preserve">Como el ping funciona, ¿qué nivel queda descartado? ¿Por qué?</w:t>
       </w:r>
     </w:p>
@@ -1047,6 +1330,9 @@
         </w:numPr>
       </w:pPr>
       <w:r>
+        <w:rPr>
+          <w:lang w:val="es-ES"/>
+        </w:rPr>
         <w:t xml:space="preserve">Escribe el orden de diagnóstico completo que seguirías, con los comandos y qué esperarías ver en cada paso, para descartar, en orden: red no declarada o wildcard mal, área incorrecta, timers Hello/Dead distintos, y ACL que bloquea OSPF (protocolo 89).</w:t>
       </w:r>
     </w:p>
@@ -1059,6 +1345,9 @@
         </w:numPr>
       </w:pPr>
       <w:r>
+        <w:rPr>
+          <w:lang w:val="es-ES"/>
+        </w:rPr>
         <w:t xml:space="preserve">¿Qué comando te confirmaría, sin ambigüedad, que una interfaz está participando en OSPF y con qué área?</w:t>
       </w:r>
     </w:p>
@@ -1070,49 +1359,77 @@
         <w:rPr>
           <w:b/>
           <w:bCs/>
+          <w:lang w:val="es-ES"/>
         </w:rPr>
         <w:t xml:space="preserve">Pista:</w:t>
       </w:r>
       <w:r>
+        <w:rPr>
+          <w:lang w:val="es-ES"/>
+        </w:rPr>
         <w:t xml:space="preserve"> </w:t>
       </w:r>
       <w:r>
+        <w:rPr>
+          <w:lang w:val="es-ES"/>
+        </w:rPr>
         <w:t xml:space="preserve">sigue la escalera de diagnóstico del punto 8 de la unidad:</w:t>
       </w:r>
       <w:r>
+        <w:rPr>
+          <w:lang w:val="es-ES"/>
+        </w:rPr>
         <w:t xml:space="preserve"> </w:t>
       </w:r>
       <w:r>
         <w:rPr>
           <w:rStyle w:val="VerbatimChar"/>
+          <w:lang w:val="es-ES"/>
         </w:rPr>
         <w:t xml:space="preserve">show ip protocols</w:t>
       </w:r>
       <w:r>
+        <w:rPr>
+          <w:lang w:val="es-ES"/>
+        </w:rPr>
         <w:t xml:space="preserve">,</w:t>
       </w:r>
       <w:r>
+        <w:rPr>
+          <w:lang w:val="es-ES"/>
+        </w:rPr>
         <w:t xml:space="preserve"> </w:t>
       </w:r>
       <w:r>
         <w:rPr>
           <w:rStyle w:val="VerbatimChar"/>
+          <w:lang w:val="es-ES"/>
         </w:rPr>
         <w:t xml:space="preserve">show ip ospf interface</w:t>
       </w:r>
       <w:r>
+        <w:rPr>
+          <w:lang w:val="es-ES"/>
+        </w:rPr>
         <w:t xml:space="preserve">,</w:t>
       </w:r>
       <w:r>
+        <w:rPr>
+          <w:lang w:val="es-ES"/>
+        </w:rPr>
         <w:t xml:space="preserve"> </w:t>
       </w:r>
       <w:r>
         <w:rPr>
           <w:rStyle w:val="VerbatimChar"/>
+          <w:lang w:val="es-ES"/>
         </w:rPr>
         <w:t xml:space="preserve">show access-lists</w:t>
       </w:r>
       <w:r>
+        <w:rPr>
+          <w:lang w:val="es-ES"/>
+        </w:rPr>
         <w:t xml:space="preserve">. Los timers de Hello/Dead por defecto son 10/40 en broadcast y en punto a punto Serial; solo en redes NBMA (Frame Relay) son 30/120.</w:t>
       </w:r>
     </w:p>

--- a/docx/07-ospf/boletin-U07-avanzado.docx
+++ b/docx/07-ospf/boletin-U07-avanzado.docx
@@ -15,9 +15,6 @@
             <w:pStyle w:val="TOCHeading"/>
           </w:pPr>
           <w:r>
-            <w:rPr>
-              <w:lang w:val="es-ES"/>
-            </w:rPr>
             <w:t xml:space="preserve">Table of Contents</w:t>
           </w:r>
         </w:p>
@@ -37,9 +34,6 @@
         <w:pStyle w:val="Heading1"/>
       </w:pPr>
       <w:r>
-        <w:rPr>
-          <w:lang w:val="es-ES"/>
-        </w:rPr>
         <w:t xml:space="preserve">Boletín UD7 — Avanzado</w:t>
       </w:r>
     </w:p>
@@ -50,9 +44,6 @@
         <w:pStyle w:val="Heading1"/>
       </w:pPr>
       <w:r>
-        <w:rPr>
-          <w:lang w:val="es-ES"/>
-        </w:rPr>
         <w:t xml:space="preserve">📝 Boletín UD7 — Avanzado</w:t>
       </w:r>
     </w:p>
@@ -61,9 +52,6 @@
         <w:pStyle w:val="BlockText"/>
       </w:pPr>
       <w:r>
-        <w:rPr>
-          <w:lang w:val="es-ES"/>
-        </w:rPr>
         <w:t xml:space="preserve">Ejercicios que requieren aplicar conceptos de OSPF de forma más profunda.</w:t>
       </w:r>
     </w:p>
@@ -80,9 +68,6 @@
         <w:pStyle w:val="Heading2"/>
       </w:pPr>
       <w:r>
-        <w:rPr>
-          <w:lang w:val="es-ES"/>
-        </w:rPr>
         <w:t xml:space="preserve">1. Configuración OSPF multiárea</w:t>
       </w:r>
     </w:p>
@@ -91,9 +76,6 @@
         <w:pStyle w:val="FirstParagraph"/>
       </w:pPr>
       <w:r>
-        <w:rPr>
-          <w:lang w:val="es-ES"/>
-        </w:rPr>
         <w:t xml:space="preserve">Configura OSPF para esta topología:</w:t>
       </w:r>
     </w:p>
@@ -104,7 +86,6 @@
       <w:r>
         <w:rPr>
           <w:rStyle w:val="VerbatimChar"/>
-          <w:lang w:val="es-ES"/>
         </w:rPr>
         <w:t xml:space="preserve">R1 (Área 0) ──── R2 (ABR) ──── R3 (Área 1)</w:t>
       </w:r>
@@ -114,7 +95,6 @@
       <w:r>
         <w:rPr>
           <w:rStyle w:val="VerbatimChar"/>
-          <w:lang w:val="es-ES"/>
         </w:rPr>
         <w:t xml:space="preserve">  │                             │</w:t>
       </w:r>
@@ -124,7 +104,6 @@
       <w:r>
         <w:rPr>
           <w:rStyle w:val="VerbatimChar"/>
-          <w:lang w:val="es-ES"/>
         </w:rPr>
         <w:t xml:space="preserve">LAN1 (192.168.1.0/24)      LAN3 (192.168.3.0/24)</w:t>
       </w:r>
@@ -134,7 +113,6 @@
       <w:r>
         <w:rPr>
           <w:rStyle w:val="VerbatimChar"/>
-          <w:lang w:val="es-ES"/>
         </w:rPr>
         <w:t xml:space="preserve">LAN2 (192.168.2.0/24)</w:t>
       </w:r>
@@ -147,32 +125,19 @@
         <w:rPr>
           <w:b/>
           <w:bCs/>
-          <w:lang w:val="es-ES"/>
         </w:rPr>
         <w:t xml:space="preserve">Enlaces:</w:t>
       </w:r>
       <w:r>
-        <w:rPr>
-          <w:lang w:val="es-ES"/>
-        </w:rPr>
         <w:t xml:space="preserve"> </w:t>
       </w:r>
       <w:r>
-        <w:rPr>
-          <w:lang w:val="es-ES"/>
-        </w:rPr>
         <w:t xml:space="preserve">- R1-R2: 10.0.0.0/30</w:t>
       </w:r>
       <w:r>
-        <w:rPr>
-          <w:lang w:val="es-ES"/>
-        </w:rPr>
         <w:t xml:space="preserve"> </w:t>
       </w:r>
       <w:r>
-        <w:rPr>
-          <w:lang w:val="es-ES"/>
-        </w:rPr>
         <w:t xml:space="preserve">- R2-R3: 10.0.0.4/30</w:t>
       </w:r>
     </w:p>
@@ -181,9 +146,6 @@
         <w:pStyle w:val="BodyText"/>
       </w:pPr>
       <w:r>
-        <w:rPr>
-          <w:lang w:val="es-ES"/>
-        </w:rPr>
         <w:t xml:space="preserve">Escribe la configuración completa de OSPF en los 3 routers.</w:t>
       </w:r>
     </w:p>
@@ -194,9 +156,6 @@
         <w:pStyle w:val="Heading2"/>
       </w:pPr>
       <w:r>
-        <w:rPr>
-          <w:lang w:val="es-ES"/>
-        </w:rPr>
         <w:t xml:space="preserve">2. Diagnóstico OSPF</w:t>
       </w:r>
     </w:p>
@@ -205,28 +164,18 @@
         <w:pStyle w:val="FirstParagraph"/>
       </w:pPr>
       <w:r>
-        <w:rPr>
-          <w:lang w:val="es-ES"/>
-        </w:rPr>
         <w:t xml:space="preserve">Un router muestra esto en</w:t>
       </w:r>
       <w:r>
-        <w:rPr>
-          <w:lang w:val="es-ES"/>
-        </w:rPr>
         <w:t xml:space="preserve"> </w:t>
       </w:r>
       <w:r>
         <w:rPr>
           <w:rStyle w:val="VerbatimChar"/>
-          <w:lang w:val="es-ES"/>
         </w:rPr>
         <w:t xml:space="preserve">show ip ospf neighbor</w:t>
       </w:r>
       <w:r>
-        <w:rPr>
-          <w:lang w:val="es-ES"/>
-        </w:rPr>
         <w:t xml:space="preserve">:</w:t>
       </w:r>
     </w:p>
@@ -237,7 +186,6 @@
       <w:r>
         <w:rPr>
           <w:rStyle w:val="VerbatimChar"/>
-          <w:lang w:val="es-ES"/>
         </w:rPr>
         <w:t xml:space="preserve">Neighbor ID     Pri   State           Dead Time   Address         Interface</w:t>
       </w:r>
@@ -247,7 +195,6 @@
       <w:r>
         <w:rPr>
           <w:rStyle w:val="VerbatimChar"/>
-          <w:lang w:val="es-ES"/>
         </w:rPr>
         <w:t xml:space="preserve">3.3.3.3         1    FULL/DR         00:00:35    10.0.0.2        GigabitEthernet0/0</w:t>
       </w:r>
@@ -257,7 +204,6 @@
       <w:r>
         <w:rPr>
           <w:rStyle w:val="VerbatimChar"/>
-          <w:lang w:val="es-ES"/>
         </w:rPr>
         <w:t xml:space="preserve">4.4.4.4         1    2WAY/DROTHER    00:00:37    10.0.0.6        GigabitEthernet0/1</w:t>
       </w:r>
@@ -271,9 +217,6 @@
         </w:numPr>
       </w:pPr>
       <w:r>
-        <w:rPr>
-          <w:lang w:val="es-ES"/>
-        </w:rPr>
         <w:t xml:space="preserve">¿Qué significa FULL/DR?</w:t>
       </w:r>
     </w:p>
@@ -286,9 +229,6 @@
         </w:numPr>
       </w:pPr>
       <w:r>
-        <w:rPr>
-          <w:lang w:val="es-ES"/>
-        </w:rPr>
         <w:t xml:space="preserve">¿Qué significa 2WAY/DROTHER?</w:t>
       </w:r>
     </w:p>
@@ -301,9 +241,6 @@
         </w:numPr>
       </w:pPr>
       <w:r>
-        <w:rPr>
-          <w:lang w:val="es-ES"/>
-        </w:rPr>
         <w:t xml:space="preserve">¿Por qué el vecino 4.4.4.4 no está FULL?</w:t>
       </w:r>
     </w:p>
@@ -316,9 +253,6 @@
         </w:numPr>
       </w:pPr>
       <w:r>
-        <w:rPr>
-          <w:lang w:val="es-ES"/>
-        </w:rPr>
         <w:t xml:space="preserve">¿Cuál es el Router ID de este router? (pista: no se muestra)</w:t>
       </w:r>
     </w:p>
@@ -329,9 +263,6 @@
         <w:pStyle w:val="Heading2"/>
       </w:pPr>
       <w:r>
-        <w:rPr>
-          <w:lang w:val="es-ES"/>
-        </w:rPr>
         <w:t xml:space="preserve">3. Redistribución OSPF</w:t>
       </w:r>
     </w:p>
@@ -340,9 +271,6 @@
         <w:pStyle w:val="FirstParagraph"/>
       </w:pPr>
       <w:r>
-        <w:rPr>
-          <w:lang w:val="es-ES"/>
-        </w:rPr>
         <w:t xml:space="preserve">Un router tiene esta configuración:</w:t>
       </w:r>
     </w:p>
@@ -353,7 +281,6 @@
       <w:r>
         <w:rPr>
           <w:rStyle w:val="VerbatimChar"/>
-          <w:lang w:val="es-ES"/>
         </w:rPr>
         <w:t xml:space="preserve">router ospf 1</w:t>
       </w:r>
@@ -363,7 +290,6 @@
       <w:r>
         <w:rPr>
           <w:rStyle w:val="VerbatimChar"/>
-          <w:lang w:val="es-ES"/>
         </w:rPr>
         <w:t xml:space="preserve"> redistribute static subnets</w:t>
       </w:r>
@@ -373,7 +299,6 @@
       <w:r>
         <w:rPr>
           <w:rStyle w:val="VerbatimChar"/>
-          <w:lang w:val="es-ES"/>
         </w:rPr>
         <w:t xml:space="preserve"> default-information originate</w:t>
       </w:r>
@@ -383,7 +308,6 @@
       <w:r>
         <w:rPr>
           <w:rStyle w:val="VerbatimChar"/>
-          <w:lang w:val="es-ES"/>
         </w:rPr>
         <w:t xml:space="preserve">!</w:t>
       </w:r>
@@ -393,7 +317,6 @@
       <w:r>
         <w:rPr>
           <w:rStyle w:val="VerbatimChar"/>
-          <w:lang w:val="es-ES"/>
         </w:rPr>
         <w:t xml:space="preserve">ip route 0.0.0.0 0.0.0.0 serial 0/0/0</w:t>
       </w:r>
@@ -403,7 +326,6 @@
       <w:r>
         <w:rPr>
           <w:rStyle w:val="VerbatimChar"/>
-          <w:lang w:val="es-ES"/>
         </w:rPr>
         <w:t xml:space="preserve">ip route 10.100.0.0 255.255.0.0 10.0.0.2</w:t>
       </w:r>
@@ -417,28 +339,18 @@
         </w:numPr>
       </w:pPr>
       <w:r>
-        <w:rPr>
-          <w:lang w:val="es-ES"/>
-        </w:rPr>
         <w:t xml:space="preserve">¿Qué hace</w:t>
       </w:r>
       <w:r>
-        <w:rPr>
-          <w:lang w:val="es-ES"/>
-        </w:rPr>
         <w:t xml:space="preserve"> </w:t>
       </w:r>
       <w:r>
         <w:rPr>
           <w:rStyle w:val="VerbatimChar"/>
-          <w:lang w:val="es-ES"/>
         </w:rPr>
         <w:t xml:space="preserve">redistribute static subnets</w:t>
       </w:r>
       <w:r>
-        <w:rPr>
-          <w:lang w:val="es-ES"/>
-        </w:rPr>
         <w:t xml:space="preserve">?</w:t>
       </w:r>
     </w:p>
@@ -451,9 +363,6 @@
         </w:numPr>
       </w:pPr>
       <w:r>
-        <w:rPr>
-          <w:lang w:val="es-ES"/>
-        </w:rPr>
         <w:t xml:space="preserve">¿Qué rutas estáticas se redistribuyen a OSPF?</w:t>
       </w:r>
     </w:p>
@@ -466,9 +375,6 @@
         </w:numPr>
       </w:pPr>
       <w:r>
-        <w:rPr>
-          <w:lang w:val="es-ES"/>
-        </w:rPr>
         <w:t xml:space="preserve">¿Todos los routers OSPF recibirán la ruta 10.100.0.0/16?</w:t>
       </w:r>
     </w:p>
@@ -479,9 +385,6 @@
         <w:pStyle w:val="Heading2"/>
       </w:pPr>
       <w:r>
-        <w:rPr>
-          <w:lang w:val="es-ES"/>
-        </w:rPr>
         <w:t xml:space="preserve">4. Cambio de coste OSPF</w:t>
       </w:r>
     </w:p>
@@ -490,33 +393,18 @@
         <w:pStyle w:val="FirstParagraph"/>
       </w:pPr>
       <w:r>
-        <w:rPr>
-          <w:lang w:val="es-ES"/>
-        </w:rPr>
         <w:t xml:space="preserve">Tienes 2 caminos de R1 a R3:</w:t>
       </w:r>
       <w:r>
-        <w:rPr>
-          <w:lang w:val="es-ES"/>
-        </w:rPr>
         <w:t xml:space="preserve"> </w:t>
       </w:r>
       <w:r>
-        <w:rPr>
-          <w:lang w:val="es-ES"/>
-        </w:rPr>
         <w:t xml:space="preserve">- Camino A: R1 → R2 → R3 (todos GigabitEthernet, coste 1 cada enlace)</w:t>
       </w:r>
       <w:r>
-        <w:rPr>
-          <w:lang w:val="es-ES"/>
-        </w:rPr>
         <w:t xml:space="preserve"> </w:t>
       </w:r>
       <w:r>
-        <w:rPr>
-          <w:lang w:val="es-ES"/>
-        </w:rPr>
         <w:t xml:space="preserve">- Camino B: R1 → R4 → R5 → R3 (todos FastEthernet, coste 1 cada enlace)</w:t>
       </w:r>
     </w:p>
@@ -529,9 +417,6 @@
         </w:numPr>
       </w:pPr>
       <w:r>
-        <w:rPr>
-          <w:lang w:val="es-ES"/>
-        </w:rPr>
         <w:t xml:space="preserve">¿Qué camino elige OSPF? ¿Por qué?</w:t>
       </w:r>
     </w:p>
@@ -544,9 +429,6 @@
         </w:numPr>
       </w:pPr>
       <w:r>
-        <w:rPr>
-          <w:lang w:val="es-ES"/>
-        </w:rPr>
         <w:t xml:space="preserve">¿Cómo forzarías OSPF a usar el Camino B?</w:t>
       </w:r>
     </w:p>
@@ -559,9 +441,6 @@
         </w:numPr>
       </w:pPr>
       <w:r>
-        <w:rPr>
-          <w:lang w:val="es-ES"/>
-        </w:rPr>
         <w:t xml:space="preserve">¿Qué comando usarías para verificar el coste de cada ruta?</w:t>
       </w:r>
     </w:p>
@@ -572,9 +451,6 @@
         <w:pStyle w:val="Heading2"/>
       </w:pPr>
       <w:r>
-        <w:rPr>
-          <w:lang w:val="es-ES"/>
-        </w:rPr>
         <w:t xml:space="preserve">5. DR/BDR election</w:t>
       </w:r>
     </w:p>
@@ -583,9 +459,6 @@
         <w:pStyle w:val="FirstParagraph"/>
       </w:pPr>
       <w:r>
-        <w:rPr>
-          <w:lang w:val="es-ES"/>
-        </w:rPr>
         <w:t xml:space="preserve">En una red con 4 routers OSPF en el mismo segmento Ethernet:</w:t>
       </w:r>
     </w:p>
@@ -611,9 +484,6 @@
               <w:pStyle w:val="Compact"/>
             </w:pPr>
             <w:r>
-              <w:rPr>
-                <w:lang w:val="es-ES"/>
-              </w:rPr>
               <w:t xml:space="preserve">Router</w:t>
             </w:r>
           </w:p>
@@ -625,9 +495,6 @@
               <w:pStyle w:val="Compact"/>
             </w:pPr>
             <w:r>
-              <w:rPr>
-                <w:lang w:val="es-ES"/>
-              </w:rPr>
               <w:t xml:space="preserve">Prioridad</w:t>
             </w:r>
           </w:p>
@@ -639,9 +506,6 @@
               <w:pStyle w:val="Compact"/>
             </w:pPr>
             <w:r>
-              <w:rPr>
-                <w:lang w:val="es-ES"/>
-              </w:rPr>
               <w:t xml:space="preserve">Router ID</w:t>
             </w:r>
           </w:p>
@@ -655,9 +519,6 @@
               <w:pStyle w:val="Compact"/>
             </w:pPr>
             <w:r>
-              <w:rPr>
-                <w:lang w:val="es-ES"/>
-              </w:rPr>
               <w:t xml:space="preserve">R1</w:t>
             </w:r>
           </w:p>
@@ -669,9 +530,6 @@
               <w:pStyle w:val="Compact"/>
             </w:pPr>
             <w:r>
-              <w:rPr>
-                <w:lang w:val="es-ES"/>
-              </w:rPr>
               <w:t xml:space="preserve">1</w:t>
             </w:r>
           </w:p>
@@ -683,9 +541,6 @@
               <w:pStyle w:val="Compact"/>
             </w:pPr>
             <w:r>
-              <w:rPr>
-                <w:lang w:val="es-ES"/>
-              </w:rPr>
               <w:t xml:space="preserve">1.1.1.1</w:t>
             </w:r>
           </w:p>
@@ -699,9 +554,6 @@
               <w:pStyle w:val="Compact"/>
             </w:pPr>
             <w:r>
-              <w:rPr>
-                <w:lang w:val="es-ES"/>
-              </w:rPr>
               <w:t xml:space="preserve">R2</w:t>
             </w:r>
           </w:p>
@@ -713,9 +565,6 @@
               <w:pStyle w:val="Compact"/>
             </w:pPr>
             <w:r>
-              <w:rPr>
-                <w:lang w:val="es-ES"/>
-              </w:rPr>
               <w:t xml:space="preserve">0</w:t>
             </w:r>
           </w:p>
@@ -727,9 +576,6 @@
               <w:pStyle w:val="Compact"/>
             </w:pPr>
             <w:r>
-              <w:rPr>
-                <w:lang w:val="es-ES"/>
-              </w:rPr>
               <w:t xml:space="preserve">2.2.2.2</w:t>
             </w:r>
           </w:p>
@@ -743,9 +589,6 @@
               <w:pStyle w:val="Compact"/>
             </w:pPr>
             <w:r>
-              <w:rPr>
-                <w:lang w:val="es-ES"/>
-              </w:rPr>
               <w:t xml:space="preserve">R3</w:t>
             </w:r>
           </w:p>
@@ -757,9 +600,6 @@
               <w:pStyle w:val="Compact"/>
             </w:pPr>
             <w:r>
-              <w:rPr>
-                <w:lang w:val="es-ES"/>
-              </w:rPr>
               <w:t xml:space="preserve">10</w:t>
             </w:r>
           </w:p>
@@ -771,9 +611,6 @@
               <w:pStyle w:val="Compact"/>
             </w:pPr>
             <w:r>
-              <w:rPr>
-                <w:lang w:val="es-ES"/>
-              </w:rPr>
               <w:t xml:space="preserve">3.3.3.3</w:t>
             </w:r>
           </w:p>
@@ -787,9 +624,6 @@
               <w:pStyle w:val="Compact"/>
             </w:pPr>
             <w:r>
-              <w:rPr>
-                <w:lang w:val="es-ES"/>
-              </w:rPr>
               <w:t xml:space="preserve">R4</w:t>
             </w:r>
           </w:p>
@@ -801,9 +635,6 @@
               <w:pStyle w:val="Compact"/>
             </w:pPr>
             <w:r>
-              <w:rPr>
-                <w:lang w:val="es-ES"/>
-              </w:rPr>
               <w:t xml:space="preserve">5</w:t>
             </w:r>
           </w:p>
@@ -815,9 +646,6 @@
               <w:pStyle w:val="Compact"/>
             </w:pPr>
             <w:r>
-              <w:rPr>
-                <w:lang w:val="es-ES"/>
-              </w:rPr>
               <w:t xml:space="preserve">4.4.4.4</w:t>
             </w:r>
           </w:p>
@@ -833,9 +661,6 @@
         </w:numPr>
       </w:pPr>
       <w:r>
-        <w:rPr>
-          <w:lang w:val="es-ES"/>
-        </w:rPr>
         <w:t xml:space="preserve">¿Quién es el DR? ¿Quién el BDR?</w:t>
       </w:r>
     </w:p>
@@ -848,9 +673,6 @@
         </w:numPr>
       </w:pPr>
       <w:r>
-        <w:rPr>
-          <w:lang w:val="es-ES"/>
-        </w:rPr>
         <w:t xml:space="preserve">¿Por qué R2 (prioridad 0) no puede ser DR/BDR?</w:t>
       </w:r>
     </w:p>
@@ -863,9 +685,6 @@
         </w:numPr>
       </w:pPr>
       <w:r>
-        <w:rPr>
-          <w:lang w:val="es-ES"/>
-        </w:rPr>
         <w:t xml:space="preserve">¿Cómo forzarías a R1 como DR sin cambiar Router ID?</w:t>
       </w:r>
     </w:p>
@@ -876,9 +695,6 @@
         <w:pStyle w:val="Heading2"/>
       </w:pPr>
       <w:r>
-        <w:rPr>
-          <w:lang w:val="es-ES"/>
-        </w:rPr>
         <w:t xml:space="preserve">6. Troubleshooting OSPF</w:t>
       </w:r>
     </w:p>
@@ -887,9 +703,6 @@
         <w:pStyle w:val="FirstParagraph"/>
       </w:pPr>
       <w:r>
-        <w:rPr>
-          <w:lang w:val="es-ES"/>
-        </w:rPr>
         <w:t xml:space="preserve">Un administrador reporta que OSPF no funciona entre dos routers. Escribe el orden de diagnóstico que seguirías, incluyendo qué comandos usarías y qué esperarías ver en cada paso.</w:t>
       </w:r>
     </w:p>
@@ -900,9 +713,6 @@
         <w:pStyle w:val="Heading2"/>
       </w:pPr>
       <w:r>
-        <w:rPr>
-          <w:lang w:val="es-ES"/>
-        </w:rPr>
         <w:t xml:space="preserve">7. Elección DR/BDR en otro segmento</w:t>
       </w:r>
     </w:p>
@@ -911,9 +721,6 @@
         <w:pStyle w:val="FirstParagraph"/>
       </w:pPr>
       <w:r>
-        <w:rPr>
-          <w:lang w:val="es-ES"/>
-        </w:rPr>
         <w:t xml:space="preserve">En un segmento Ethernet nuevo compiten 4 routers OSPF:</w:t>
       </w:r>
     </w:p>
@@ -939,9 +746,6 @@
               <w:pStyle w:val="Compact"/>
             </w:pPr>
             <w:r>
-              <w:rPr>
-                <w:lang w:val="es-ES"/>
-              </w:rPr>
               <w:t xml:space="preserve">Router</w:t>
             </w:r>
           </w:p>
@@ -953,9 +757,6 @@
               <w:pStyle w:val="Compact"/>
             </w:pPr>
             <w:r>
-              <w:rPr>
-                <w:lang w:val="es-ES"/>
-              </w:rPr>
               <w:t xml:space="preserve">Prioridad</w:t>
             </w:r>
           </w:p>
@@ -967,9 +768,6 @@
               <w:pStyle w:val="Compact"/>
             </w:pPr>
             <w:r>
-              <w:rPr>
-                <w:lang w:val="es-ES"/>
-              </w:rPr>
               <w:t xml:space="preserve">Router ID</w:t>
             </w:r>
           </w:p>
@@ -983,9 +781,6 @@
               <w:pStyle w:val="Compact"/>
             </w:pPr>
             <w:r>
-              <w:rPr>
-                <w:lang w:val="es-ES"/>
-              </w:rPr>
               <w:t xml:space="preserve">R-A</w:t>
             </w:r>
           </w:p>
@@ -997,9 +792,6 @@
               <w:pStyle w:val="Compact"/>
             </w:pPr>
             <w:r>
-              <w:rPr>
-                <w:lang w:val="es-ES"/>
-              </w:rPr>
               <w:t xml:space="preserve">1</w:t>
             </w:r>
           </w:p>
@@ -1011,9 +803,6 @@
               <w:pStyle w:val="Compact"/>
             </w:pPr>
             <w:r>
-              <w:rPr>
-                <w:lang w:val="es-ES"/>
-              </w:rPr>
               <w:t xml:space="preserve">10.0.0.1</w:t>
             </w:r>
           </w:p>
@@ -1027,9 +816,6 @@
               <w:pStyle w:val="Compact"/>
             </w:pPr>
             <w:r>
-              <w:rPr>
-                <w:lang w:val="es-ES"/>
-              </w:rPr>
               <w:t xml:space="preserve">R-B</w:t>
             </w:r>
           </w:p>
@@ -1041,9 +827,6 @@
               <w:pStyle w:val="Compact"/>
             </w:pPr>
             <w:r>
-              <w:rPr>
-                <w:lang w:val="es-ES"/>
-              </w:rPr>
               <w:t xml:space="preserve">200</w:t>
             </w:r>
           </w:p>
@@ -1055,9 +838,6 @@
               <w:pStyle w:val="Compact"/>
             </w:pPr>
             <w:r>
-              <w:rPr>
-                <w:lang w:val="es-ES"/>
-              </w:rPr>
               <w:t xml:space="preserve">10.0.0.2</w:t>
             </w:r>
           </w:p>
@@ -1071,9 +851,6 @@
               <w:pStyle w:val="Compact"/>
             </w:pPr>
             <w:r>
-              <w:rPr>
-                <w:lang w:val="es-ES"/>
-              </w:rPr>
               <w:t xml:space="preserve">R-C</w:t>
             </w:r>
           </w:p>
@@ -1085,9 +862,6 @@
               <w:pStyle w:val="Compact"/>
             </w:pPr>
             <w:r>
-              <w:rPr>
-                <w:lang w:val="es-ES"/>
-              </w:rPr>
               <w:t xml:space="preserve">150</w:t>
             </w:r>
           </w:p>
@@ -1099,9 +873,6 @@
               <w:pStyle w:val="Compact"/>
             </w:pPr>
             <w:r>
-              <w:rPr>
-                <w:lang w:val="es-ES"/>
-              </w:rPr>
               <w:t xml:space="preserve">10.0.0.3</w:t>
             </w:r>
           </w:p>
@@ -1115,9 +886,6 @@
               <w:pStyle w:val="Compact"/>
             </w:pPr>
             <w:r>
-              <w:rPr>
-                <w:lang w:val="es-ES"/>
-              </w:rPr>
               <w:t xml:space="preserve">R-D</w:t>
             </w:r>
           </w:p>
@@ -1129,9 +897,6 @@
               <w:pStyle w:val="Compact"/>
             </w:pPr>
             <w:r>
-              <w:rPr>
-                <w:lang w:val="es-ES"/>
-              </w:rPr>
               <w:t xml:space="preserve">0</w:t>
             </w:r>
           </w:p>
@@ -1143,9 +908,6 @@
               <w:pStyle w:val="Compact"/>
             </w:pPr>
             <w:r>
-              <w:rPr>
-                <w:lang w:val="es-ES"/>
-              </w:rPr>
               <w:t xml:space="preserve">10.0.0.4</w:t>
             </w:r>
           </w:p>
@@ -1161,9 +923,6 @@
         </w:numPr>
       </w:pPr>
       <w:r>
-        <w:rPr>
-          <w:lang w:val="es-ES"/>
-        </w:rPr>
         <w:t xml:space="preserve">¿Quién es el DR y quién el BDR?</w:t>
       </w:r>
     </w:p>
@@ -1176,9 +935,6 @@
         </w:numPr>
       </w:pPr>
       <w:r>
-        <w:rPr>
-          <w:lang w:val="es-ES"/>
-        </w:rPr>
         <w:t xml:space="preserve">¿Qué papel juega R-D y por qué?</w:t>
       </w:r>
     </w:p>
@@ -1191,9 +947,6 @@
         </w:numPr>
       </w:pPr>
       <w:r>
-        <w:rPr>
-          <w:lang w:val="es-ES"/>
-        </w:rPr>
         <w:t xml:space="preserve">R-A y R-B empiezan con la misma prioridad (1) pero R-B tiene el Router ID más alto. ¿Quién ganaría en ese caso, y por qué?</w:t>
       </w:r>
     </w:p>
@@ -1206,9 +959,6 @@
         </w:numPr>
       </w:pPr>
       <w:r>
-        <w:rPr>
-          <w:lang w:val="es-ES"/>
-        </w:rPr>
         <w:t xml:space="preserve">La elección ya ha ocurrido y el DR es R-B. Si ahora subes la prioridad de R-C a 255, ¿cambia el DR? ¿Qué tendrías que hacer para que cambie?</w:t>
       </w:r>
     </w:p>
@@ -1220,20 +970,13 @@
         <w:rPr>
           <w:b/>
           <w:bCs/>
-          <w:lang w:val="es-ES"/>
         </w:rPr>
         <w:t xml:space="preserve">Pista:</w:t>
       </w:r>
       <w:r>
-        <w:rPr>
-          <w:lang w:val="es-ES"/>
-        </w:rPr>
         <w:t xml:space="preserve"> </w:t>
       </w:r>
       <w:r>
-        <w:rPr>
-          <w:lang w:val="es-ES"/>
-        </w:rPr>
         <w:t xml:space="preserve">la elección se decide por prioridad y, en empate, por el Router ID más alto. Prioridad 0 queda fuera. La elección solo ocurre al arrancar o reiniciar el proceso OSPF.</w:t>
       </w:r>
     </w:p>
@@ -1244,9 +987,6 @@
         <w:pStyle w:val="Heading2"/>
       </w:pPr>
       <w:r>
-        <w:rPr>
-          <w:lang w:val="es-ES"/>
-        </w:rPr>
         <w:t xml:space="preserve">8. La adyacencia que no levanta</w:t>
       </w:r>
     </w:p>
@@ -1255,54 +995,34 @@
         <w:pStyle w:val="FirstParagraph"/>
       </w:pPr>
       <w:r>
-        <w:rPr>
-          <w:lang w:val="es-ES"/>
-        </w:rPr>
         <w:t xml:space="preserve">R1 y R2 están conectados por un enlace Serial, ambos con OSPF configurado, pero</w:t>
       </w:r>
       <w:r>
-        <w:rPr>
-          <w:lang w:val="es-ES"/>
-        </w:rPr>
         <w:t xml:space="preserve"> </w:t>
       </w:r>
       <w:r>
         <w:rPr>
           <w:rStyle w:val="VerbatimChar"/>
-          <w:lang w:val="es-ES"/>
         </w:rPr>
         <w:t xml:space="preserve">show ip ospf neighbor</w:t>
       </w:r>
       <w:r>
-        <w:rPr>
-          <w:lang w:val="es-ES"/>
-        </w:rPr>
         <w:t xml:space="preserve"> </w:t>
       </w:r>
       <w:r>
-        <w:rPr>
-          <w:lang w:val="es-ES"/>
-        </w:rPr>
         <w:t xml:space="preserve">sale vacío en los dos. El ping entre las IPs del enlace</w:t>
       </w:r>
       <w:r>
-        <w:rPr>
-          <w:lang w:val="es-ES"/>
-        </w:rPr>
         <w:t xml:space="preserve"> </w:t>
       </w:r>
       <w:r>
         <w:rPr>
           <w:b/>
           <w:bCs/>
-          <w:lang w:val="es-ES"/>
         </w:rPr>
         <w:t xml:space="preserve">sí funciona</w:t>
       </w:r>
       <w:r>
-        <w:rPr>
-          <w:lang w:val="es-ES"/>
-        </w:rPr>
         <w:t xml:space="preserve">.</w:t>
       </w:r>
     </w:p>
@@ -1315,9 +1035,6 @@
         </w:numPr>
       </w:pPr>
       <w:r>
-        <w:rPr>
-          <w:lang w:val="es-ES"/>
-        </w:rPr>
         <w:t xml:space="preserve">Como el ping funciona, ¿qué nivel queda descartado? ¿Por qué?</w:t>
       </w:r>
     </w:p>
@@ -1330,9 +1047,6 @@
         </w:numPr>
       </w:pPr>
       <w:r>
-        <w:rPr>
-          <w:lang w:val="es-ES"/>
-        </w:rPr>
         <w:t xml:space="preserve">Escribe el orden de diagnóstico completo que seguirías, con los comandos y qué esperarías ver en cada paso, para descartar, en orden: red no declarada o wildcard mal, área incorrecta, timers Hello/Dead distintos, y ACL que bloquea OSPF (protocolo 89).</w:t>
       </w:r>
     </w:p>
@@ -1345,9 +1059,6 @@
         </w:numPr>
       </w:pPr>
       <w:r>
-        <w:rPr>
-          <w:lang w:val="es-ES"/>
-        </w:rPr>
         <w:t xml:space="preserve">¿Qué comando te confirmaría, sin ambigüedad, que una interfaz está participando en OSPF y con qué área?</w:t>
       </w:r>
     </w:p>
@@ -1359,77 +1070,49 @@
         <w:rPr>
           <w:b/>
           <w:bCs/>
-          <w:lang w:val="es-ES"/>
         </w:rPr>
         <w:t xml:space="preserve">Pista:</w:t>
       </w:r>
       <w:r>
-        <w:rPr>
-          <w:lang w:val="es-ES"/>
-        </w:rPr>
         <w:t xml:space="preserve"> </w:t>
       </w:r>
       <w:r>
-        <w:rPr>
-          <w:lang w:val="es-ES"/>
-        </w:rPr>
         <w:t xml:space="preserve">sigue la escalera de diagnóstico del punto 8 de la unidad:</w:t>
       </w:r>
       <w:r>
-        <w:rPr>
-          <w:lang w:val="es-ES"/>
-        </w:rPr>
         <w:t xml:space="preserve"> </w:t>
       </w:r>
       <w:r>
         <w:rPr>
           <w:rStyle w:val="VerbatimChar"/>
-          <w:lang w:val="es-ES"/>
         </w:rPr>
         <w:t xml:space="preserve">show ip protocols</w:t>
       </w:r>
       <w:r>
-        <w:rPr>
-          <w:lang w:val="es-ES"/>
-        </w:rPr>
         <w:t xml:space="preserve">,</w:t>
       </w:r>
       <w:r>
-        <w:rPr>
-          <w:lang w:val="es-ES"/>
-        </w:rPr>
         <w:t xml:space="preserve"> </w:t>
       </w:r>
       <w:r>
         <w:rPr>
           <w:rStyle w:val="VerbatimChar"/>
-          <w:lang w:val="es-ES"/>
         </w:rPr>
         <w:t xml:space="preserve">show ip ospf interface</w:t>
       </w:r>
       <w:r>
-        <w:rPr>
-          <w:lang w:val="es-ES"/>
-        </w:rPr>
         <w:t xml:space="preserve">,</w:t>
       </w:r>
       <w:r>
-        <w:rPr>
-          <w:lang w:val="es-ES"/>
-        </w:rPr>
         <w:t xml:space="preserve"> </w:t>
       </w:r>
       <w:r>
         <w:rPr>
           <w:rStyle w:val="VerbatimChar"/>
-          <w:lang w:val="es-ES"/>
         </w:rPr>
         <w:t xml:space="preserve">show access-lists</w:t>
       </w:r>
       <w:r>
-        <w:rPr>
-          <w:lang w:val="es-ES"/>
-        </w:rPr>
         <w:t xml:space="preserve">. Los timers de Hello/Dead por defecto son 10/40 en broadcast y en punto a punto Serial; solo en redes NBMA (Frame Relay) son 30/120.</w:t>
       </w:r>
     </w:p>

--- a/docx/07-ospf/boletin-U07-avanzado.docx
+++ b/docx/07-ospf/boletin-U07-avanzado.docx
@@ -28,23 +28,23 @@
         </w:p>
       </w:sdtContent>
     </w:sdt>
-    <w:bookmarkStart w:id="9" w:name="boletín-ud7-avanzado"/>
+    <w:bookmarkStart w:id="9" w:name="boletín-de-ospf-avanzado"/>
     <w:p>
       <w:pPr>
         <w:pStyle w:val="Heading1"/>
       </w:pPr>
       <w:r>
-        <w:t xml:space="preserve">Boletín UD7 — Avanzado</w:t>
+        <w:t xml:space="preserve">Boletín de OSPF — Avanzado</w:t>
       </w:r>
     </w:p>
     <w:bookmarkEnd w:id="9"/>
-    <w:bookmarkStart w:id="18" w:name="boletín-ud7-avanzado-1"/>
+    <w:bookmarkStart w:id="18" w:name="boletín-de-ospf-avanzado-1"/>
     <w:p>
       <w:pPr>
         <w:pStyle w:val="Heading1"/>
       </w:pPr>
       <w:r>
-        <w:t xml:space="preserve">📝 Boletín UD7 — Avanzado</w:t>
+        <w:t xml:space="preserve">📝 Boletín de OSPF — Avanzado</w:t>
       </w:r>
     </w:p>
     <w:p>

--- a/docx/07-ospf/boletin-U07-avanzado.docx
+++ b/docx/07-ospf/boletin-U07-avanzado.docx
@@ -673,18 +673,6 @@
         </w:numPr>
       </w:pPr>
       <w:r>
-        <w:t xml:space="preserve">¿Por qué R2 (prioridad 0) no puede ser DR/BDR?</w:t>
-      </w:r>
-    </w:p>
-    <w:p>
-      <w:pPr>
-        <w:pStyle w:val="Compact"/>
-        <w:numPr>
-          <w:ilvl w:val="0"/>
-          <w:numId w:val="1004"/>
-        </w:numPr>
-      </w:pPr>
-      <w:r>
         <w:t xml:space="preserve">¿Cómo forzarías a R1 como DR sin cambiar Router ID?</w:t>
       </w:r>
     </w:p>
@@ -947,7 +935,7 @@
         </w:numPr>
       </w:pPr>
       <w:r>
-        <w:t xml:space="preserve">R-A y R-B empiezan con la misma prioridad (1) pero R-B tiene el Router ID más alto. ¿Quién ganaría en ese caso, y por qué?</w:t>
+        <w:t xml:space="preserve">Si R-A y R-B tuvieran la misma prioridad (1), ¿quién ganaría y por qué?</w:t>
       </w:r>
     </w:p>
     <w:p>
@@ -977,7 +965,7 @@
         <w:t xml:space="preserve"> </w:t>
       </w:r>
       <w:r>
-        <w:t xml:space="preserve">la elección se decide por prioridad y, en empate, por el Router ID más alto. Prioridad 0 queda fuera. La elección solo ocurre al arrancar o reiniciar el proceso OSPF.</w:t>
+        <w:t xml:space="preserve">la elección se decide por prioridad y, en empate, por el Router ID más alto. Prioridad 0 queda fuera. La elección se hace al arrancar, al reiniciar el proceso o si falla el DR (el BDR asciende).</w:t>
       </w:r>
     </w:p>
     <w:bookmarkEnd w:id="16"/>
